--- a/tests/fixtures/multi-tracked.docx
+++ b/tests/fixtures/multi-tracked.docx
@@ -45,6 +45,39 @@
       </w:ins>
       <w:r>
         <w:t xml:space="preserve"> is third.</w:t>
+      </w:r>
+    </w:p>
+    <w:p>
+      <w:r>
+        <w:t xml:space="preserve">Delta is </w:t>
+      </w:r>
+      <w:del w:id="6" w:author="Reviewer A" w:date="2026-05-07T20:00:00Z">
+        <w:r>
+          <w:delText xml:space="preserve">fourth</w:delText>
+        </w:r>
+      </w:del>
+      <w:ins w:id="7" w:author="Reviewer A" w:date="2026-05-07T20:00:00Z">
+        <w:r>
+          <w:t xml:space="preserve">fourth </w:t>
+        </w:r>
+        <w:del w:id="8" w:author="Editor" w:date="2026-05-07T20:00:00Z">
+          <w:r>
+            <w:delText xml:space="preserve">and</w:delText>
+          </w:r>
+        </w:del>
+      </w:ins>
+      <w:ins w:id="9" w:author="Editor" w:date="2026-05-07T20:00:00Z">
+        <w:r>
+          <w:t xml:space="preserve">&amp;</w:t>
+        </w:r>
+      </w:ins>
+      <w:ins w:id="10" w:author="Reviewer A" w:date="2026-05-07T20:00:00Z">
+        <w:r>
+          <w:t xml:space="preserve"> final</w:t>
+        </w:r>
+      </w:ins>
+      <w:r>
+        <w:t xml:space="preserve">.</w:t>
       </w:r>
     </w:p>
     <w:sectPr>
